--- a/backend/target/classes/plantillas/ActaDevolucion.docx
+++ b/backend/target/classes/plantillas/ActaDevolucion.docx
@@ -1,6 +1,6 @@
 
 <file path=word/document.xml><?xml version="1.0" encoding="utf-8"?>
-<w:document xmlns:wpc="http://schemas.microsoft.com/office/word/2010/wordprocessingCanvas" xmlns:cx="http://schemas.microsoft.com/office/drawing/2014/chartex" xmlns:cx1="http://schemas.microsoft.com/office/drawing/2015/9/8/chartex" xmlns:cx2="http://schemas.microsoft.com/office/drawing/2015/10/21/chartex" xmlns:cx3="http://schemas.microsoft.com/office/drawing/2016/5/9/chartex" xmlns:cx4="http://schemas.microsoft.com/office/drawing/2016/5/10/chartex" xmlns:cx5="http://schemas.microsoft.com/office/drawing/2016/5/11/chartex" xmlns:cx6="http://schemas.microsoft.com/office/drawing/2016/5/12/chartex" xmlns:cx7="http://schemas.microsoft.com/office/drawing/2016/5/13/chartex" xmlns:cx8="http://schemas.microsoft.com/office/drawing/2016/5/14/chartex" xmlns:mc="http://schemas.openxmlformats.org/markup-compatibility/2006" xmlns:aink="http://schemas.microsoft.com/office/drawing/2016/ink" xmlns:am3d="http://schemas.microsoft.com/office/drawing/2017/model3d" xmlns:o="urn:schemas-microsoft-com:office:office" xmlns:oel="http://schemas.microsoft.com/office/2019/extlst" xmlns:r="http://schemas.openxmlformats.org/officeDocument/2006/relationships" xmlns:m="http://schemas.openxmlformats.org/officeDocument/2006/math" xmlns:v="urn:schemas-microsoft-com:vml" xmlns:wp14="http://schemas.microsoft.com/office/word/2010/wordprocessingDrawing" xmlns:wp="http://schemas.openxmlformats.org/drawingml/2006/wordprocessingDrawing" xmlns:w10="urn:schemas-microsoft-com:office:word" xmlns:w="http://schemas.openxmlformats.org/wordprocessingml/2006/main" xmlns:w14="http://schemas.microsoft.com/office/word/2010/wordml" xmlns:w15="http://schemas.microsoft.com/office/word/2012/wordml" xmlns:w16cei="http://schemas.microsoft.com/office/word/2026/wordml/cei" xmlns:w16cex="http://schemas.microsoft.com/office/word/2018/wordml/cex" xmlns:w16cid="http://schemas.microsoft.com/office/word/2016/wordml/cid" xmlns:w16="http://schemas.microsoft.com/office/word/2018/wordml" xmlns:w16du="http://schemas.microsoft.com/office/word/2023/wordml/word16du" xmlns:w16sdtdh="http://schemas.microsoft.com/office/word/2020/wordml/sdtdatahash" xmlns:w16sdtfl="http://schemas.microsoft.com/office/word/2024/wordml/sdtformatlock" xmlns:w16se="http://schemas.microsoft.com/office/word/2015/wordml/symex" xmlns:wpg="http://schemas.microsoft.com/office/word/2010/wordprocessingGroup" xmlns:wpi="http://schemas.microsoft.com/office/word/2010/wordprocessingInk" xmlns:wne="http://schemas.microsoft.com/office/word/2006/wordml" xmlns:wps="http://schemas.microsoft.com/office/word/2010/wordprocessingShape" mc:Ignorable="w14 w15 w16se w16cid w16 w16cex w16sdtdh w16sdtfl w16du wp14">
+<w:document xmlns:wpc="http://schemas.microsoft.com/office/word/2010/wordprocessingCanvas" xmlns:cx="http://schemas.microsoft.com/office/drawing/2014/chartex" xmlns:cx1="http://schemas.microsoft.com/office/drawing/2015/9/8/chartex" xmlns:cx2="http://schemas.microsoft.com/office/drawing/2015/10/21/chartex" xmlns:cx3="http://schemas.microsoft.com/office/drawing/2016/5/9/chartex" xmlns:cx4="http://schemas.microsoft.com/office/drawing/2016/5/10/chartex" xmlns:cx5="http://schemas.microsoft.com/office/drawing/2016/5/11/chartex" xmlns:cx6="http://schemas.microsoft.com/office/drawing/2016/5/12/chartex" xmlns:cx7="http://schemas.microsoft.com/office/drawing/2016/5/13/chartex" xmlns:cx8="http://schemas.microsoft.com/office/drawing/2016/5/14/chartex" xmlns:mc="http://schemas.openxmlformats.org/markup-compatibility/2006" xmlns:aink="http://schemas.microsoft.com/office/drawing/2016/ink" xmlns:am3d="http://schemas.microsoft.com/office/drawing/2017/model3d" xmlns:o="urn:schemas-microsoft-com:office:office" xmlns:oel="http://schemas.microsoft.com/office/2019/extlst" xmlns:r="http://schemas.openxmlformats.org/officeDocument/2006/relationships" xmlns:m="http://schemas.openxmlformats.org/officeDocument/2006/math" xmlns:v="urn:schemas-microsoft-com:vml" xmlns:wp14="http://schemas.microsoft.com/office/word/2010/wordprocessingDrawing" xmlns:wp="http://schemas.openxmlformats.org/drawingml/2006/wordprocessingDrawing" xmlns:w10="urn:schemas-microsoft-com:office:word" xmlns:w="http://schemas.openxmlformats.org/wordprocessingml/2006/main" xmlns:w14="http://schemas.microsoft.com/office/word/2010/wordml" xmlns:w15="http://schemas.microsoft.com/office/word/2012/wordml" xmlns:w16cex="http://schemas.microsoft.com/office/word/2018/wordml/cex" xmlns:w16cid="http://schemas.microsoft.com/office/word/2016/wordml/cid" xmlns:w16="http://schemas.microsoft.com/office/word/2018/wordml" xmlns:w16du="http://schemas.microsoft.com/office/word/2023/wordml/word16du" xmlns:w16sdtdh="http://schemas.microsoft.com/office/word/2020/wordml/sdtdatahash" xmlns:w16sdtfl="http://schemas.microsoft.com/office/word/2024/wordml/sdtformatlock" xmlns:w16se="http://schemas.microsoft.com/office/word/2015/wordml/symex" xmlns:wpg="http://schemas.microsoft.com/office/word/2010/wordprocessingGroup" xmlns:wpi="http://schemas.microsoft.com/office/word/2010/wordprocessingInk" xmlns:wne="http://schemas.microsoft.com/office/word/2006/wordml" xmlns:wps="http://schemas.microsoft.com/office/word/2010/wordprocessingShape" mc:Ignorable="w14 w15 w16se w16cid w16 w16cex w16sdtdh w16sdtfl w16du wp14">
   <w:body>
     <w:tbl>
       <w:tblPr>
@@ -62,7 +62,7 @@
                 <v:shape id="_x0000_i1025" type="#_x0000_t75" style="width:114.6pt;height:33pt" o:ole="">
                   <v:imagedata r:id="rId11" o:title=""/>
                 </v:shape>
-                <o:OLEObject Type="Embed" ProgID="PBrush" ShapeID="_x0000_i1025" DrawAspect="Content" ObjectID="_1846995070" r:id="rId12"/>
+                <o:OLEObject Type="Embed" ProgID="PBrush" ShapeID="_x0000_i1025" DrawAspect="Content" ObjectID="_1849179030" r:id="rId12"/>
               </w:object>
             </w:r>
           </w:p>
@@ -3120,7 +3120,23 @@
                 <w:sz w:val="22"/>
                 <w:szCs w:val="22"/>
               </w:rPr>
-              <w:t>:{{</w:t>
+              <w:t>:</w:t>
+            </w:r>
+            <w:r>
+              <w:rPr>
+                <w:rFonts w:ascii="Arial Narrow" w:hAnsi="Arial Narrow"/>
+                <w:sz w:val="22"/>
+                <w:szCs w:val="22"/>
+              </w:rPr>
+              <w:t xml:space="preserve"> </w:t>
+            </w:r>
+            <w:r>
+              <w:rPr>
+                <w:rFonts w:ascii="Arial Narrow" w:hAnsi="Arial Narrow"/>
+                <w:sz w:val="22"/>
+                <w:szCs w:val="22"/>
+              </w:rPr>
+              <w:t>{{</w:t>
             </w:r>
             <w:proofErr w:type="spellStart"/>
             <w:r>
@@ -3290,11 +3306,12 @@
             </w:tcBorders>
             <w:shd w:val="clear" w:color="auto" w:fill="D9D9D9" w:themeFill="background1" w:themeFillShade="D9"/>
           </w:tcPr>
-          <w:bookmarkEnd w:id="2"/>
           <w:p>
             <w:pPr>
               <w:jc w:val="center"/>
             </w:pPr>
+            <w:bookmarkStart w:id="3" w:name="OLE_LINK1"/>
+            <w:bookmarkEnd w:id="2"/>
             <w:r>
               <w:rPr>
                 <w:rFonts w:ascii="Arial Narrow" w:hAnsi="Arial Narrow"/>
@@ -3355,8 +3372,35 @@
                 <w:rFonts w:ascii="Arial Narrow" w:hAnsi="Arial Narrow" w:cs="Arial"/>
                 <w:sz w:val="22"/>
                 <w:szCs w:val="22"/>
+                <w:u w:val="single"/>
               </w:rPr>
             </w:pPr>
+            <w:r>
+              <w:rPr>
+                <w:rFonts w:ascii="Arial Narrow" w:hAnsi="Arial Narrow" w:cs="Arial"/>
+                <w:sz w:val="22"/>
+                <w:szCs w:val="22"/>
+              </w:rPr>
+              <w:t>{{</w:t>
+            </w:r>
+            <w:proofErr w:type="spellStart"/>
+            <w:r>
+              <w:rPr>
+                <w:rFonts w:ascii="Arial Narrow" w:hAnsi="Arial Narrow" w:cs="Arial"/>
+                <w:sz w:val="22"/>
+                <w:szCs w:val="22"/>
+              </w:rPr>
+              <w:t>firma_tecnico</w:t>
+            </w:r>
+            <w:proofErr w:type="spellEnd"/>
+            <w:r>
+              <w:rPr>
+                <w:rFonts w:ascii="Arial Narrow" w:hAnsi="Arial Narrow" w:cs="Arial"/>
+                <w:sz w:val="22"/>
+                <w:szCs w:val="22"/>
+              </w:rPr>
+              <w:t>}}</w:t>
+            </w:r>
           </w:p>
         </w:tc>
       </w:tr>
@@ -3441,7 +3485,23 @@
                 <w:sz w:val="22"/>
                 <w:szCs w:val="22"/>
               </w:rPr>
-              <w:t>Cargo:{{</w:t>
+              <w:t>Cargo:</w:t>
+            </w:r>
+            <w:r>
+              <w:rPr>
+                <w:rFonts w:ascii="Arial Narrow" w:hAnsi="Arial Narrow"/>
+                <w:sz w:val="22"/>
+                <w:szCs w:val="22"/>
+              </w:rPr>
+              <w:t xml:space="preserve"> </w:t>
+            </w:r>
+            <w:r>
+              <w:rPr>
+                <w:rFonts w:ascii="Arial Narrow" w:hAnsi="Arial Narrow"/>
+                <w:sz w:val="22"/>
+                <w:szCs w:val="22"/>
+              </w:rPr>
+              <w:t>{{</w:t>
             </w:r>
             <w:proofErr w:type="spellStart"/>
             <w:r>
@@ -3464,6 +3524,7 @@
           </w:p>
         </w:tc>
       </w:tr>
+      <w:bookmarkEnd w:id="3"/>
     </w:tbl>
     <w:p>
       <w:pPr>
@@ -3573,7 +3634,7 @@
 </file>
 
 <file path=word/endnotes.xml><?xml version="1.0" encoding="utf-8"?>
-<w:endnotes xmlns:wpc="http://schemas.microsoft.com/office/word/2010/wordprocessingCanvas" xmlns:cx="http://schemas.microsoft.com/office/drawing/2014/chartex" xmlns:cx1="http://schemas.microsoft.com/office/drawing/2015/9/8/chartex" xmlns:cx2="http://schemas.microsoft.com/office/drawing/2015/10/21/chartex" xmlns:cx3="http://schemas.microsoft.com/office/drawing/2016/5/9/chartex" xmlns:cx4="http://schemas.microsoft.com/office/drawing/2016/5/10/chartex" xmlns:cx5="http://schemas.microsoft.com/office/drawing/2016/5/11/chartex" xmlns:cx6="http://schemas.microsoft.com/office/drawing/2016/5/12/chartex" xmlns:cx7="http://schemas.microsoft.com/office/drawing/2016/5/13/chartex" xmlns:cx8="http://schemas.microsoft.com/office/drawing/2016/5/14/chartex" xmlns:mc="http://schemas.openxmlformats.org/markup-compatibility/2006" xmlns:aink="http://schemas.microsoft.com/office/drawing/2016/ink" xmlns:am3d="http://schemas.microsoft.com/office/drawing/2017/model3d" xmlns:o="urn:schemas-microsoft-com:office:office" xmlns:oel="http://schemas.microsoft.com/office/2019/extlst" xmlns:r="http://schemas.openxmlformats.org/officeDocument/2006/relationships" xmlns:m="http://schemas.openxmlformats.org/officeDocument/2006/math" xmlns:v="urn:schemas-microsoft-com:vml" xmlns:wp14="http://schemas.microsoft.com/office/word/2010/wordprocessingDrawing" xmlns:wp="http://schemas.openxmlformats.org/drawingml/2006/wordprocessingDrawing" xmlns:w10="urn:schemas-microsoft-com:office:word" xmlns:w="http://schemas.openxmlformats.org/wordprocessingml/2006/main" xmlns:w14="http://schemas.microsoft.com/office/word/2010/wordml" xmlns:w15="http://schemas.microsoft.com/office/word/2012/wordml" xmlns:w16cei="http://schemas.microsoft.com/office/word/2026/wordml/cei" xmlns:w16cex="http://schemas.microsoft.com/office/word/2018/wordml/cex" xmlns:w16cid="http://schemas.microsoft.com/office/word/2016/wordml/cid" xmlns:w16="http://schemas.microsoft.com/office/word/2018/wordml" xmlns:w16du="http://schemas.microsoft.com/office/word/2023/wordml/word16du" xmlns:w16sdtdh="http://schemas.microsoft.com/office/word/2020/wordml/sdtdatahash" xmlns:w16sdtfl="http://schemas.microsoft.com/office/word/2024/wordml/sdtformatlock" xmlns:w16se="http://schemas.microsoft.com/office/word/2015/wordml/symex" xmlns:wpg="http://schemas.microsoft.com/office/word/2010/wordprocessingGroup" xmlns:wpi="http://schemas.microsoft.com/office/word/2010/wordprocessingInk" xmlns:wne="http://schemas.microsoft.com/office/word/2006/wordml" xmlns:wps="http://schemas.microsoft.com/office/word/2010/wordprocessingShape" mc:Ignorable="w14 w15 w16se w16cid w16 w16cex w16sdtdh w16sdtfl w16du wp14">
+<w:endnotes xmlns:wpc="http://schemas.microsoft.com/office/word/2010/wordprocessingCanvas" xmlns:cx="http://schemas.microsoft.com/office/drawing/2014/chartex" xmlns:cx1="http://schemas.microsoft.com/office/drawing/2015/9/8/chartex" xmlns:cx2="http://schemas.microsoft.com/office/drawing/2015/10/21/chartex" xmlns:cx3="http://schemas.microsoft.com/office/drawing/2016/5/9/chartex" xmlns:cx4="http://schemas.microsoft.com/office/drawing/2016/5/10/chartex" xmlns:cx5="http://schemas.microsoft.com/office/drawing/2016/5/11/chartex" xmlns:cx6="http://schemas.microsoft.com/office/drawing/2016/5/12/chartex" xmlns:cx7="http://schemas.microsoft.com/office/drawing/2016/5/13/chartex" xmlns:cx8="http://schemas.microsoft.com/office/drawing/2016/5/14/chartex" xmlns:mc="http://schemas.openxmlformats.org/markup-compatibility/2006" xmlns:aink="http://schemas.microsoft.com/office/drawing/2016/ink" xmlns:am3d="http://schemas.microsoft.com/office/drawing/2017/model3d" xmlns:o="urn:schemas-microsoft-com:office:office" xmlns:oel="http://schemas.microsoft.com/office/2019/extlst" xmlns:r="http://schemas.openxmlformats.org/officeDocument/2006/relationships" xmlns:m="http://schemas.openxmlformats.org/officeDocument/2006/math" xmlns:v="urn:schemas-microsoft-com:vml" xmlns:wp14="http://schemas.microsoft.com/office/word/2010/wordprocessingDrawing" xmlns:wp="http://schemas.openxmlformats.org/drawingml/2006/wordprocessingDrawing" xmlns:w10="urn:schemas-microsoft-com:office:word" xmlns:w="http://schemas.openxmlformats.org/wordprocessingml/2006/main" xmlns:w14="http://schemas.microsoft.com/office/word/2010/wordml" xmlns:w15="http://schemas.microsoft.com/office/word/2012/wordml" xmlns:w16cex="http://schemas.microsoft.com/office/word/2018/wordml/cex" xmlns:w16cid="http://schemas.microsoft.com/office/word/2016/wordml/cid" xmlns:w16="http://schemas.microsoft.com/office/word/2018/wordml" xmlns:w16du="http://schemas.microsoft.com/office/word/2023/wordml/word16du" xmlns:w16sdtdh="http://schemas.microsoft.com/office/word/2020/wordml/sdtdatahash" xmlns:w16sdtfl="http://schemas.microsoft.com/office/word/2024/wordml/sdtformatlock" xmlns:w16se="http://schemas.microsoft.com/office/word/2015/wordml/symex" xmlns:wpg="http://schemas.microsoft.com/office/word/2010/wordprocessingGroup" xmlns:wpi="http://schemas.microsoft.com/office/word/2010/wordprocessingInk" xmlns:wne="http://schemas.microsoft.com/office/word/2006/wordml" xmlns:wps="http://schemas.microsoft.com/office/word/2010/wordprocessingShape" mc:Ignorable="w14 w15 w16se w16cid w16 w16cex w16sdtdh w16sdtfl w16du wp14">
   <w:endnote w:type="separator" w:id="-1">
     <w:p>
       <w:r>
@@ -3592,7 +3653,7 @@
 </file>
 
 <file path=word/footer1.xml><?xml version="1.0" encoding="utf-8"?>
-<w:ftr xmlns:wpc="http://schemas.microsoft.com/office/word/2010/wordprocessingCanvas" xmlns:cx="http://schemas.microsoft.com/office/drawing/2014/chartex" xmlns:cx1="http://schemas.microsoft.com/office/drawing/2015/9/8/chartex" xmlns:cx2="http://schemas.microsoft.com/office/drawing/2015/10/21/chartex" xmlns:cx3="http://schemas.microsoft.com/office/drawing/2016/5/9/chartex" xmlns:cx4="http://schemas.microsoft.com/office/drawing/2016/5/10/chartex" xmlns:cx5="http://schemas.microsoft.com/office/drawing/2016/5/11/chartex" xmlns:cx6="http://schemas.microsoft.com/office/drawing/2016/5/12/chartex" xmlns:cx7="http://schemas.microsoft.com/office/drawing/2016/5/13/chartex" xmlns:cx8="http://schemas.microsoft.com/office/drawing/2016/5/14/chartex" xmlns:mc="http://schemas.openxmlformats.org/markup-compatibility/2006" xmlns:aink="http://schemas.microsoft.com/office/drawing/2016/ink" xmlns:am3d="http://schemas.microsoft.com/office/drawing/2017/model3d" xmlns:o="urn:schemas-microsoft-com:office:office" xmlns:oel="http://schemas.microsoft.com/office/2019/extlst" xmlns:r="http://schemas.openxmlformats.org/officeDocument/2006/relationships" xmlns:m="http://schemas.openxmlformats.org/officeDocument/2006/math" xmlns:v="urn:schemas-microsoft-com:vml" xmlns:wp14="http://schemas.microsoft.com/office/word/2010/wordprocessingDrawing" xmlns:wp="http://schemas.openxmlformats.org/drawingml/2006/wordprocessingDrawing" xmlns:w10="urn:schemas-microsoft-com:office:word" xmlns:w="http://schemas.openxmlformats.org/wordprocessingml/2006/main" xmlns:w14="http://schemas.microsoft.com/office/word/2010/wordml" xmlns:w15="http://schemas.microsoft.com/office/word/2012/wordml" xmlns:w16cei="http://schemas.microsoft.com/office/word/2026/wordml/cei" xmlns:w16cex="http://schemas.microsoft.com/office/word/2018/wordml/cex" xmlns:w16cid="http://schemas.microsoft.com/office/word/2016/wordml/cid" xmlns:w16="http://schemas.microsoft.com/office/word/2018/wordml" xmlns:w16du="http://schemas.microsoft.com/office/word/2023/wordml/word16du" xmlns:w16sdtdh="http://schemas.microsoft.com/office/word/2020/wordml/sdtdatahash" xmlns:w16sdtfl="http://schemas.microsoft.com/office/word/2024/wordml/sdtformatlock" xmlns:w16se="http://schemas.microsoft.com/office/word/2015/wordml/symex" xmlns:wpg="http://schemas.microsoft.com/office/word/2010/wordprocessingGroup" xmlns:wpi="http://schemas.microsoft.com/office/word/2010/wordprocessingInk" xmlns:wne="http://schemas.microsoft.com/office/word/2006/wordml" xmlns:wps="http://schemas.microsoft.com/office/word/2010/wordprocessingShape" mc:Ignorable="w14 w15 w16se w16cid w16 w16cex w16sdtdh w16sdtfl w16du wp14">
+<w:ftr xmlns:wpc="http://schemas.microsoft.com/office/word/2010/wordprocessingCanvas" xmlns:cx="http://schemas.microsoft.com/office/drawing/2014/chartex" xmlns:cx1="http://schemas.microsoft.com/office/drawing/2015/9/8/chartex" xmlns:cx2="http://schemas.microsoft.com/office/drawing/2015/10/21/chartex" xmlns:cx3="http://schemas.microsoft.com/office/drawing/2016/5/9/chartex" xmlns:cx4="http://schemas.microsoft.com/office/drawing/2016/5/10/chartex" xmlns:cx5="http://schemas.microsoft.com/office/drawing/2016/5/11/chartex" xmlns:cx6="http://schemas.microsoft.com/office/drawing/2016/5/12/chartex" xmlns:cx7="http://schemas.microsoft.com/office/drawing/2016/5/13/chartex" xmlns:cx8="http://schemas.microsoft.com/office/drawing/2016/5/14/chartex" xmlns:mc="http://schemas.openxmlformats.org/markup-compatibility/2006" xmlns:aink="http://schemas.microsoft.com/office/drawing/2016/ink" xmlns:am3d="http://schemas.microsoft.com/office/drawing/2017/model3d" xmlns:o="urn:schemas-microsoft-com:office:office" xmlns:oel="http://schemas.microsoft.com/office/2019/extlst" xmlns:r="http://schemas.openxmlformats.org/officeDocument/2006/relationships" xmlns:m="http://schemas.openxmlformats.org/officeDocument/2006/math" xmlns:v="urn:schemas-microsoft-com:vml" xmlns:wp14="http://schemas.microsoft.com/office/word/2010/wordprocessingDrawing" xmlns:wp="http://schemas.openxmlformats.org/drawingml/2006/wordprocessingDrawing" xmlns:w10="urn:schemas-microsoft-com:office:word" xmlns:w="http://schemas.openxmlformats.org/wordprocessingml/2006/main" xmlns:w14="http://schemas.microsoft.com/office/word/2010/wordml" xmlns:w15="http://schemas.microsoft.com/office/word/2012/wordml" xmlns:w16cex="http://schemas.microsoft.com/office/word/2018/wordml/cex" xmlns:w16cid="http://schemas.microsoft.com/office/word/2016/wordml/cid" xmlns:w16="http://schemas.microsoft.com/office/word/2018/wordml" xmlns:w16du="http://schemas.microsoft.com/office/word/2023/wordml/word16du" xmlns:w16sdtdh="http://schemas.microsoft.com/office/word/2020/wordml/sdtdatahash" xmlns:w16sdtfl="http://schemas.microsoft.com/office/word/2024/wordml/sdtformatlock" xmlns:w16se="http://schemas.microsoft.com/office/word/2015/wordml/symex" xmlns:wpg="http://schemas.microsoft.com/office/word/2010/wordprocessingGroup" xmlns:wpi="http://schemas.microsoft.com/office/word/2010/wordprocessingInk" xmlns:wne="http://schemas.microsoft.com/office/word/2006/wordml" xmlns:wps="http://schemas.microsoft.com/office/word/2010/wordprocessingShape" mc:Ignorable="w14 w15 w16se w16cid w16 w16cex w16sdtdh w16sdtfl w16du wp14">
   <w:p>
     <w:pPr>
       <w:pStyle w:val="Piedepgina"/>
@@ -3602,7 +3663,7 @@
 </file>
 
 <file path=word/footer2.xml><?xml version="1.0" encoding="utf-8"?>
-<w:ftr xmlns:wpc="http://schemas.microsoft.com/office/word/2010/wordprocessingCanvas" xmlns:cx="http://schemas.microsoft.com/office/drawing/2014/chartex" xmlns:cx1="http://schemas.microsoft.com/office/drawing/2015/9/8/chartex" xmlns:cx2="http://schemas.microsoft.com/office/drawing/2015/10/21/chartex" xmlns:cx3="http://schemas.microsoft.com/office/drawing/2016/5/9/chartex" xmlns:cx4="http://schemas.microsoft.com/office/drawing/2016/5/10/chartex" xmlns:cx5="http://schemas.microsoft.com/office/drawing/2016/5/11/chartex" xmlns:cx6="http://schemas.microsoft.com/office/drawing/2016/5/12/chartex" xmlns:cx7="http://schemas.microsoft.com/office/drawing/2016/5/13/chartex" xmlns:cx8="http://schemas.microsoft.com/office/drawing/2016/5/14/chartex" xmlns:mc="http://schemas.openxmlformats.org/markup-compatibility/2006" xmlns:aink="http://schemas.microsoft.com/office/drawing/2016/ink" xmlns:am3d="http://schemas.microsoft.com/office/drawing/2017/model3d" xmlns:o="urn:schemas-microsoft-com:office:office" xmlns:oel="http://schemas.microsoft.com/office/2019/extlst" xmlns:r="http://schemas.openxmlformats.org/officeDocument/2006/relationships" xmlns:m="http://schemas.openxmlformats.org/officeDocument/2006/math" xmlns:v="urn:schemas-microsoft-com:vml" xmlns:wp14="http://schemas.microsoft.com/office/word/2010/wordprocessingDrawing" xmlns:wp="http://schemas.openxmlformats.org/drawingml/2006/wordprocessingDrawing" xmlns:w10="urn:schemas-microsoft-com:office:word" xmlns:w="http://schemas.openxmlformats.org/wordprocessingml/2006/main" xmlns:w14="http://schemas.microsoft.com/office/word/2010/wordml" xmlns:w15="http://schemas.microsoft.com/office/word/2012/wordml" xmlns:w16cei="http://schemas.microsoft.com/office/word/2026/wordml/cei" xmlns:w16cex="http://schemas.microsoft.com/office/word/2018/wordml/cex" xmlns:w16cid="http://schemas.microsoft.com/office/word/2016/wordml/cid" xmlns:w16="http://schemas.microsoft.com/office/word/2018/wordml" xmlns:w16du="http://schemas.microsoft.com/office/word/2023/wordml/word16du" xmlns:w16sdtdh="http://schemas.microsoft.com/office/word/2020/wordml/sdtdatahash" xmlns:w16sdtfl="http://schemas.microsoft.com/office/word/2024/wordml/sdtformatlock" xmlns:w16se="http://schemas.microsoft.com/office/word/2015/wordml/symex" xmlns:wpg="http://schemas.microsoft.com/office/word/2010/wordprocessingGroup" xmlns:wpi="http://schemas.microsoft.com/office/word/2010/wordprocessingInk" xmlns:wne="http://schemas.microsoft.com/office/word/2006/wordml" xmlns:wps="http://schemas.microsoft.com/office/word/2010/wordprocessingShape" mc:Ignorable="w14 w15 w16se w16cid w16 w16cex w16sdtdh w16sdtfl w16du wp14">
+<w:ftr xmlns:wpc="http://schemas.microsoft.com/office/word/2010/wordprocessingCanvas" xmlns:cx="http://schemas.microsoft.com/office/drawing/2014/chartex" xmlns:cx1="http://schemas.microsoft.com/office/drawing/2015/9/8/chartex" xmlns:cx2="http://schemas.microsoft.com/office/drawing/2015/10/21/chartex" xmlns:cx3="http://schemas.microsoft.com/office/drawing/2016/5/9/chartex" xmlns:cx4="http://schemas.microsoft.com/office/drawing/2016/5/10/chartex" xmlns:cx5="http://schemas.microsoft.com/office/drawing/2016/5/11/chartex" xmlns:cx6="http://schemas.microsoft.com/office/drawing/2016/5/12/chartex" xmlns:cx7="http://schemas.microsoft.com/office/drawing/2016/5/13/chartex" xmlns:cx8="http://schemas.microsoft.com/office/drawing/2016/5/14/chartex" xmlns:mc="http://schemas.openxmlformats.org/markup-compatibility/2006" xmlns:aink="http://schemas.microsoft.com/office/drawing/2016/ink" xmlns:am3d="http://schemas.microsoft.com/office/drawing/2017/model3d" xmlns:o="urn:schemas-microsoft-com:office:office" xmlns:oel="http://schemas.microsoft.com/office/2019/extlst" xmlns:r="http://schemas.openxmlformats.org/officeDocument/2006/relationships" xmlns:m="http://schemas.openxmlformats.org/officeDocument/2006/math" xmlns:v="urn:schemas-microsoft-com:vml" xmlns:wp14="http://schemas.microsoft.com/office/word/2010/wordprocessingDrawing" xmlns:wp="http://schemas.openxmlformats.org/drawingml/2006/wordprocessingDrawing" xmlns:w10="urn:schemas-microsoft-com:office:word" xmlns:w="http://schemas.openxmlformats.org/wordprocessingml/2006/main" xmlns:w14="http://schemas.microsoft.com/office/word/2010/wordml" xmlns:w15="http://schemas.microsoft.com/office/word/2012/wordml" xmlns:w16cex="http://schemas.microsoft.com/office/word/2018/wordml/cex" xmlns:w16cid="http://schemas.microsoft.com/office/word/2016/wordml/cid" xmlns:w16="http://schemas.microsoft.com/office/word/2018/wordml" xmlns:w16du="http://schemas.microsoft.com/office/word/2023/wordml/word16du" xmlns:w16sdtdh="http://schemas.microsoft.com/office/word/2020/wordml/sdtdatahash" xmlns:w16sdtfl="http://schemas.microsoft.com/office/word/2024/wordml/sdtformatlock" xmlns:w16se="http://schemas.microsoft.com/office/word/2015/wordml/symex" xmlns:wpg="http://schemas.microsoft.com/office/word/2010/wordprocessingGroup" xmlns:wpi="http://schemas.microsoft.com/office/word/2010/wordprocessingInk" xmlns:wne="http://schemas.microsoft.com/office/word/2006/wordml" xmlns:wps="http://schemas.microsoft.com/office/word/2010/wordprocessingShape" mc:Ignorable="w14 w15 w16se w16cid w16 w16cex w16sdtdh w16sdtfl w16du wp14">
   <w:tbl>
     <w:tblPr>
       <w:tblW w:w="10508" w:type="dxa"/>
@@ -3848,7 +3909,7 @@
 </file>
 
 <file path=word/footer3.xml><?xml version="1.0" encoding="utf-8"?>
-<w:ftr xmlns:wpc="http://schemas.microsoft.com/office/word/2010/wordprocessingCanvas" xmlns:cx="http://schemas.microsoft.com/office/drawing/2014/chartex" xmlns:cx1="http://schemas.microsoft.com/office/drawing/2015/9/8/chartex" xmlns:cx2="http://schemas.microsoft.com/office/drawing/2015/10/21/chartex" xmlns:cx3="http://schemas.microsoft.com/office/drawing/2016/5/9/chartex" xmlns:cx4="http://schemas.microsoft.com/office/drawing/2016/5/10/chartex" xmlns:cx5="http://schemas.microsoft.com/office/drawing/2016/5/11/chartex" xmlns:cx6="http://schemas.microsoft.com/office/drawing/2016/5/12/chartex" xmlns:cx7="http://schemas.microsoft.com/office/drawing/2016/5/13/chartex" xmlns:cx8="http://schemas.microsoft.com/office/drawing/2016/5/14/chartex" xmlns:mc="http://schemas.openxmlformats.org/markup-compatibility/2006" xmlns:aink="http://schemas.microsoft.com/office/drawing/2016/ink" xmlns:am3d="http://schemas.microsoft.com/office/drawing/2017/model3d" xmlns:o="urn:schemas-microsoft-com:office:office" xmlns:oel="http://schemas.microsoft.com/office/2019/extlst" xmlns:r="http://schemas.openxmlformats.org/officeDocument/2006/relationships" xmlns:m="http://schemas.openxmlformats.org/officeDocument/2006/math" xmlns:v="urn:schemas-microsoft-com:vml" xmlns:wp14="http://schemas.microsoft.com/office/word/2010/wordprocessingDrawing" xmlns:wp="http://schemas.openxmlformats.org/drawingml/2006/wordprocessingDrawing" xmlns:w10="urn:schemas-microsoft-com:office:word" xmlns:w="http://schemas.openxmlformats.org/wordprocessingml/2006/main" xmlns:w14="http://schemas.microsoft.com/office/word/2010/wordml" xmlns:w15="http://schemas.microsoft.com/office/word/2012/wordml" xmlns:w16cei="http://schemas.microsoft.com/office/word/2026/wordml/cei" xmlns:w16cex="http://schemas.microsoft.com/office/word/2018/wordml/cex" xmlns:w16cid="http://schemas.microsoft.com/office/word/2016/wordml/cid" xmlns:w16="http://schemas.microsoft.com/office/word/2018/wordml" xmlns:w16du="http://schemas.microsoft.com/office/word/2023/wordml/word16du" xmlns:w16sdtdh="http://schemas.microsoft.com/office/word/2020/wordml/sdtdatahash" xmlns:w16sdtfl="http://schemas.microsoft.com/office/word/2024/wordml/sdtformatlock" xmlns:w16se="http://schemas.microsoft.com/office/word/2015/wordml/symex" xmlns:wpg="http://schemas.microsoft.com/office/word/2010/wordprocessingGroup" xmlns:wpi="http://schemas.microsoft.com/office/word/2010/wordprocessingInk" xmlns:wne="http://schemas.microsoft.com/office/word/2006/wordml" xmlns:wps="http://schemas.microsoft.com/office/word/2010/wordprocessingShape" mc:Ignorable="w14 w15 w16se w16cid w16 w16cex w16sdtdh w16sdtfl w16du wp14">
+<w:ftr xmlns:wpc="http://schemas.microsoft.com/office/word/2010/wordprocessingCanvas" xmlns:cx="http://schemas.microsoft.com/office/drawing/2014/chartex" xmlns:cx1="http://schemas.microsoft.com/office/drawing/2015/9/8/chartex" xmlns:cx2="http://schemas.microsoft.com/office/drawing/2015/10/21/chartex" xmlns:cx3="http://schemas.microsoft.com/office/drawing/2016/5/9/chartex" xmlns:cx4="http://schemas.microsoft.com/office/drawing/2016/5/10/chartex" xmlns:cx5="http://schemas.microsoft.com/office/drawing/2016/5/11/chartex" xmlns:cx6="http://schemas.microsoft.com/office/drawing/2016/5/12/chartex" xmlns:cx7="http://schemas.microsoft.com/office/drawing/2016/5/13/chartex" xmlns:cx8="http://schemas.microsoft.com/office/drawing/2016/5/14/chartex" xmlns:mc="http://schemas.openxmlformats.org/markup-compatibility/2006" xmlns:aink="http://schemas.microsoft.com/office/drawing/2016/ink" xmlns:am3d="http://schemas.microsoft.com/office/drawing/2017/model3d" xmlns:o="urn:schemas-microsoft-com:office:office" xmlns:oel="http://schemas.microsoft.com/office/2019/extlst" xmlns:r="http://schemas.openxmlformats.org/officeDocument/2006/relationships" xmlns:m="http://schemas.openxmlformats.org/officeDocument/2006/math" xmlns:v="urn:schemas-microsoft-com:vml" xmlns:wp14="http://schemas.microsoft.com/office/word/2010/wordprocessingDrawing" xmlns:wp="http://schemas.openxmlformats.org/drawingml/2006/wordprocessingDrawing" xmlns:w10="urn:schemas-microsoft-com:office:word" xmlns:w="http://schemas.openxmlformats.org/wordprocessingml/2006/main" xmlns:w14="http://schemas.microsoft.com/office/word/2010/wordml" xmlns:w15="http://schemas.microsoft.com/office/word/2012/wordml" xmlns:w16cex="http://schemas.microsoft.com/office/word/2018/wordml/cex" xmlns:w16cid="http://schemas.microsoft.com/office/word/2016/wordml/cid" xmlns:w16="http://schemas.microsoft.com/office/word/2018/wordml" xmlns:w16du="http://schemas.microsoft.com/office/word/2023/wordml/word16du" xmlns:w16sdtdh="http://schemas.microsoft.com/office/word/2020/wordml/sdtdatahash" xmlns:w16sdtfl="http://schemas.microsoft.com/office/word/2024/wordml/sdtformatlock" xmlns:w16se="http://schemas.microsoft.com/office/word/2015/wordml/symex" xmlns:wpg="http://schemas.microsoft.com/office/word/2010/wordprocessingGroup" xmlns:wpi="http://schemas.microsoft.com/office/word/2010/wordprocessingInk" xmlns:wne="http://schemas.microsoft.com/office/word/2006/wordml" xmlns:wps="http://schemas.microsoft.com/office/word/2010/wordprocessingShape" mc:Ignorable="w14 w15 w16se w16cid w16 w16cex w16sdtdh w16sdtfl w16du wp14">
   <w:p>
     <w:pPr>
       <w:pStyle w:val="Piedepgina"/>
@@ -3858,7 +3919,7 @@
 </file>
 
 <file path=word/footnotes.xml><?xml version="1.0" encoding="utf-8"?>
-<w:footnotes xmlns:wpc="http://schemas.microsoft.com/office/word/2010/wordprocessingCanvas" xmlns:cx="http://schemas.microsoft.com/office/drawing/2014/chartex" xmlns:cx1="http://schemas.microsoft.com/office/drawing/2015/9/8/chartex" xmlns:cx2="http://schemas.microsoft.com/office/drawing/2015/10/21/chartex" xmlns:cx3="http://schemas.microsoft.com/office/drawing/2016/5/9/chartex" xmlns:cx4="http://schemas.microsoft.com/office/drawing/2016/5/10/chartex" xmlns:cx5="http://schemas.microsoft.com/office/drawing/2016/5/11/chartex" xmlns:cx6="http://schemas.microsoft.com/office/drawing/2016/5/12/chartex" xmlns:cx7="http://schemas.microsoft.com/office/drawing/2016/5/13/chartex" xmlns:cx8="http://schemas.microsoft.com/office/drawing/2016/5/14/chartex" xmlns:mc="http://schemas.openxmlformats.org/markup-compatibility/2006" xmlns:aink="http://schemas.microsoft.com/office/drawing/2016/ink" xmlns:am3d="http://schemas.microsoft.com/office/drawing/2017/model3d" xmlns:o="urn:schemas-microsoft-com:office:office" xmlns:oel="http://schemas.microsoft.com/office/2019/extlst" xmlns:r="http://schemas.openxmlformats.org/officeDocument/2006/relationships" xmlns:m="http://schemas.openxmlformats.org/officeDocument/2006/math" xmlns:v="urn:schemas-microsoft-com:vml" xmlns:wp14="http://schemas.microsoft.com/office/word/2010/wordprocessingDrawing" xmlns:wp="http://schemas.openxmlformats.org/drawingml/2006/wordprocessingDrawing" xmlns:w10="urn:schemas-microsoft-com:office:word" xmlns:w="http://schemas.openxmlformats.org/wordprocessingml/2006/main" xmlns:w14="http://schemas.microsoft.com/office/word/2010/wordml" xmlns:w15="http://schemas.microsoft.com/office/word/2012/wordml" xmlns:w16cei="http://schemas.microsoft.com/office/word/2026/wordml/cei" xmlns:w16cex="http://schemas.microsoft.com/office/word/2018/wordml/cex" xmlns:w16cid="http://schemas.microsoft.com/office/word/2016/wordml/cid" xmlns:w16="http://schemas.microsoft.com/office/word/2018/wordml" xmlns:w16du="http://schemas.microsoft.com/office/word/2023/wordml/word16du" xmlns:w16sdtdh="http://schemas.microsoft.com/office/word/2020/wordml/sdtdatahash" xmlns:w16sdtfl="http://schemas.microsoft.com/office/word/2024/wordml/sdtformatlock" xmlns:w16se="http://schemas.microsoft.com/office/word/2015/wordml/symex" xmlns:wpg="http://schemas.microsoft.com/office/word/2010/wordprocessingGroup" xmlns:wpi="http://schemas.microsoft.com/office/word/2010/wordprocessingInk" xmlns:wne="http://schemas.microsoft.com/office/word/2006/wordml" xmlns:wps="http://schemas.microsoft.com/office/word/2010/wordprocessingShape" mc:Ignorable="w14 w15 w16se w16cid w16 w16cex w16sdtdh w16sdtfl w16du wp14">
+<w:footnotes xmlns:wpc="http://schemas.microsoft.com/office/word/2010/wordprocessingCanvas" xmlns:cx="http://schemas.microsoft.com/office/drawing/2014/chartex" xmlns:cx1="http://schemas.microsoft.com/office/drawing/2015/9/8/chartex" xmlns:cx2="http://schemas.microsoft.com/office/drawing/2015/10/21/chartex" xmlns:cx3="http://schemas.microsoft.com/office/drawing/2016/5/9/chartex" xmlns:cx4="http://schemas.microsoft.com/office/drawing/2016/5/10/chartex" xmlns:cx5="http://schemas.microsoft.com/office/drawing/2016/5/11/chartex" xmlns:cx6="http://schemas.microsoft.com/office/drawing/2016/5/12/chartex" xmlns:cx7="http://schemas.microsoft.com/office/drawing/2016/5/13/chartex" xmlns:cx8="http://schemas.microsoft.com/office/drawing/2016/5/14/chartex" xmlns:mc="http://schemas.openxmlformats.org/markup-compatibility/2006" xmlns:aink="http://schemas.microsoft.com/office/drawing/2016/ink" xmlns:am3d="http://schemas.microsoft.com/office/drawing/2017/model3d" xmlns:o="urn:schemas-microsoft-com:office:office" xmlns:oel="http://schemas.microsoft.com/office/2019/extlst" xmlns:r="http://schemas.openxmlformats.org/officeDocument/2006/relationships" xmlns:m="http://schemas.openxmlformats.org/officeDocument/2006/math" xmlns:v="urn:schemas-microsoft-com:vml" xmlns:wp14="http://schemas.microsoft.com/office/word/2010/wordprocessingDrawing" xmlns:wp="http://schemas.openxmlformats.org/drawingml/2006/wordprocessingDrawing" xmlns:w10="urn:schemas-microsoft-com:office:word" xmlns:w="http://schemas.openxmlformats.org/wordprocessingml/2006/main" xmlns:w14="http://schemas.microsoft.com/office/word/2010/wordml" xmlns:w15="http://schemas.microsoft.com/office/word/2012/wordml" xmlns:w16cex="http://schemas.microsoft.com/office/word/2018/wordml/cex" xmlns:w16cid="http://schemas.microsoft.com/office/word/2016/wordml/cid" xmlns:w16="http://schemas.microsoft.com/office/word/2018/wordml" xmlns:w16du="http://schemas.microsoft.com/office/word/2023/wordml/word16du" xmlns:w16sdtdh="http://schemas.microsoft.com/office/word/2020/wordml/sdtdatahash" xmlns:w16sdtfl="http://schemas.microsoft.com/office/word/2024/wordml/sdtformatlock" xmlns:w16se="http://schemas.microsoft.com/office/word/2015/wordml/symex" xmlns:wpg="http://schemas.microsoft.com/office/word/2010/wordprocessingGroup" xmlns:wpi="http://schemas.microsoft.com/office/word/2010/wordprocessingInk" xmlns:wne="http://schemas.microsoft.com/office/word/2006/wordml" xmlns:wps="http://schemas.microsoft.com/office/word/2010/wordprocessingShape" mc:Ignorable="w14 w15 w16se w16cid w16 w16cex w16sdtdh w16sdtfl w16du wp14">
   <w:footnote w:type="separator" w:id="-1">
     <w:p>
       <w:r>
@@ -3877,7 +3938,7 @@
 </file>
 
 <file path=word/header1.xml><?xml version="1.0" encoding="utf-8"?>
-<w:hdr xmlns:wpc="http://schemas.microsoft.com/office/word/2010/wordprocessingCanvas" xmlns:cx="http://schemas.microsoft.com/office/drawing/2014/chartex" xmlns:cx1="http://schemas.microsoft.com/office/drawing/2015/9/8/chartex" xmlns:cx2="http://schemas.microsoft.com/office/drawing/2015/10/21/chartex" xmlns:cx3="http://schemas.microsoft.com/office/drawing/2016/5/9/chartex" xmlns:cx4="http://schemas.microsoft.com/office/drawing/2016/5/10/chartex" xmlns:cx5="http://schemas.microsoft.com/office/drawing/2016/5/11/chartex" xmlns:cx6="http://schemas.microsoft.com/office/drawing/2016/5/12/chartex" xmlns:cx7="http://schemas.microsoft.com/office/drawing/2016/5/13/chartex" xmlns:cx8="http://schemas.microsoft.com/office/drawing/2016/5/14/chartex" xmlns:mc="http://schemas.openxmlformats.org/markup-compatibility/2006" xmlns:aink="http://schemas.microsoft.com/office/drawing/2016/ink" xmlns:am3d="http://schemas.microsoft.com/office/drawing/2017/model3d" xmlns:o="urn:schemas-microsoft-com:office:office" xmlns:oel="http://schemas.microsoft.com/office/2019/extlst" xmlns:r="http://schemas.openxmlformats.org/officeDocument/2006/relationships" xmlns:m="http://schemas.openxmlformats.org/officeDocument/2006/math" xmlns:v="urn:schemas-microsoft-com:vml" xmlns:wp14="http://schemas.microsoft.com/office/word/2010/wordprocessingDrawing" xmlns:wp="http://schemas.openxmlformats.org/drawingml/2006/wordprocessingDrawing" xmlns:w10="urn:schemas-microsoft-com:office:word" xmlns:w="http://schemas.openxmlformats.org/wordprocessingml/2006/main" xmlns:w14="http://schemas.microsoft.com/office/word/2010/wordml" xmlns:w15="http://schemas.microsoft.com/office/word/2012/wordml" xmlns:w16cei="http://schemas.microsoft.com/office/word/2026/wordml/cei" xmlns:w16cex="http://schemas.microsoft.com/office/word/2018/wordml/cex" xmlns:w16cid="http://schemas.microsoft.com/office/word/2016/wordml/cid" xmlns:w16="http://schemas.microsoft.com/office/word/2018/wordml" xmlns:w16du="http://schemas.microsoft.com/office/word/2023/wordml/word16du" xmlns:w16sdtdh="http://schemas.microsoft.com/office/word/2020/wordml/sdtdatahash" xmlns:w16sdtfl="http://schemas.microsoft.com/office/word/2024/wordml/sdtformatlock" xmlns:w16se="http://schemas.microsoft.com/office/word/2015/wordml/symex" xmlns:wpg="http://schemas.microsoft.com/office/word/2010/wordprocessingGroup" xmlns:wpi="http://schemas.microsoft.com/office/word/2010/wordprocessingInk" xmlns:wne="http://schemas.microsoft.com/office/word/2006/wordml" xmlns:wps="http://schemas.microsoft.com/office/word/2010/wordprocessingShape" mc:Ignorable="w14 w15 w16se w16cid w16 w16cex w16sdtdh w16sdtfl w16du wp14">
+<w:hdr xmlns:wpc="http://schemas.microsoft.com/office/word/2010/wordprocessingCanvas" xmlns:cx="http://schemas.microsoft.com/office/drawing/2014/chartex" xmlns:cx1="http://schemas.microsoft.com/office/drawing/2015/9/8/chartex" xmlns:cx2="http://schemas.microsoft.com/office/drawing/2015/10/21/chartex" xmlns:cx3="http://schemas.microsoft.com/office/drawing/2016/5/9/chartex" xmlns:cx4="http://schemas.microsoft.com/office/drawing/2016/5/10/chartex" xmlns:cx5="http://schemas.microsoft.com/office/drawing/2016/5/11/chartex" xmlns:cx6="http://schemas.microsoft.com/office/drawing/2016/5/12/chartex" xmlns:cx7="http://schemas.microsoft.com/office/drawing/2016/5/13/chartex" xmlns:cx8="http://schemas.microsoft.com/office/drawing/2016/5/14/chartex" xmlns:mc="http://schemas.openxmlformats.org/markup-compatibility/2006" xmlns:aink="http://schemas.microsoft.com/office/drawing/2016/ink" xmlns:am3d="http://schemas.microsoft.com/office/drawing/2017/model3d" xmlns:o="urn:schemas-microsoft-com:office:office" xmlns:oel="http://schemas.microsoft.com/office/2019/extlst" xmlns:r="http://schemas.openxmlformats.org/officeDocument/2006/relationships" xmlns:m="http://schemas.openxmlformats.org/officeDocument/2006/math" xmlns:v="urn:schemas-microsoft-com:vml" xmlns:wp14="http://schemas.microsoft.com/office/word/2010/wordprocessingDrawing" xmlns:wp="http://schemas.openxmlformats.org/drawingml/2006/wordprocessingDrawing" xmlns:w10="urn:schemas-microsoft-com:office:word" xmlns:w="http://schemas.openxmlformats.org/wordprocessingml/2006/main" xmlns:w14="http://schemas.microsoft.com/office/word/2010/wordml" xmlns:w15="http://schemas.microsoft.com/office/word/2012/wordml" xmlns:w16cex="http://schemas.microsoft.com/office/word/2018/wordml/cex" xmlns:w16cid="http://schemas.microsoft.com/office/word/2016/wordml/cid" xmlns:w16="http://schemas.microsoft.com/office/word/2018/wordml" xmlns:w16du="http://schemas.microsoft.com/office/word/2023/wordml/word16du" xmlns:w16sdtdh="http://schemas.microsoft.com/office/word/2020/wordml/sdtdatahash" xmlns:w16sdtfl="http://schemas.microsoft.com/office/word/2024/wordml/sdtformatlock" xmlns:w16se="http://schemas.microsoft.com/office/word/2015/wordml/symex" xmlns:wpg="http://schemas.microsoft.com/office/word/2010/wordprocessingGroup" xmlns:wpi="http://schemas.microsoft.com/office/word/2010/wordprocessingInk" xmlns:wne="http://schemas.microsoft.com/office/word/2006/wordml" xmlns:wps="http://schemas.microsoft.com/office/word/2010/wordprocessingShape" mc:Ignorable="w14 w15 w16se w16cid w16 w16cex w16sdtdh w16sdtfl w16du wp14">
   <w:p>
     <w:pPr>
       <w:pStyle w:val="Encabezado"/>
@@ -3887,7 +3948,7 @@
 </file>
 
 <file path=word/header2.xml><?xml version="1.0" encoding="utf-8"?>
-<w:hdr xmlns:wpc="http://schemas.microsoft.com/office/word/2010/wordprocessingCanvas" xmlns:cx="http://schemas.microsoft.com/office/drawing/2014/chartex" xmlns:cx1="http://schemas.microsoft.com/office/drawing/2015/9/8/chartex" xmlns:cx2="http://schemas.microsoft.com/office/drawing/2015/10/21/chartex" xmlns:cx3="http://schemas.microsoft.com/office/drawing/2016/5/9/chartex" xmlns:cx4="http://schemas.microsoft.com/office/drawing/2016/5/10/chartex" xmlns:cx5="http://schemas.microsoft.com/office/drawing/2016/5/11/chartex" xmlns:cx6="http://schemas.microsoft.com/office/drawing/2016/5/12/chartex" xmlns:cx7="http://schemas.microsoft.com/office/drawing/2016/5/13/chartex" xmlns:cx8="http://schemas.microsoft.com/office/drawing/2016/5/14/chartex" xmlns:mc="http://schemas.openxmlformats.org/markup-compatibility/2006" xmlns:aink="http://schemas.microsoft.com/office/drawing/2016/ink" xmlns:am3d="http://schemas.microsoft.com/office/drawing/2017/model3d" xmlns:o="urn:schemas-microsoft-com:office:office" xmlns:oel="http://schemas.microsoft.com/office/2019/extlst" xmlns:r="http://schemas.openxmlformats.org/officeDocument/2006/relationships" xmlns:m="http://schemas.openxmlformats.org/officeDocument/2006/math" xmlns:v="urn:schemas-microsoft-com:vml" xmlns:wp14="http://schemas.microsoft.com/office/word/2010/wordprocessingDrawing" xmlns:wp="http://schemas.openxmlformats.org/drawingml/2006/wordprocessingDrawing" xmlns:w10="urn:schemas-microsoft-com:office:word" xmlns:w="http://schemas.openxmlformats.org/wordprocessingml/2006/main" xmlns:w14="http://schemas.microsoft.com/office/word/2010/wordml" xmlns:w15="http://schemas.microsoft.com/office/word/2012/wordml" xmlns:w16cei="http://schemas.microsoft.com/office/word/2026/wordml/cei" xmlns:w16cex="http://schemas.microsoft.com/office/word/2018/wordml/cex" xmlns:w16cid="http://schemas.microsoft.com/office/word/2016/wordml/cid" xmlns:w16="http://schemas.microsoft.com/office/word/2018/wordml" xmlns:w16du="http://schemas.microsoft.com/office/word/2023/wordml/word16du" xmlns:w16sdtdh="http://schemas.microsoft.com/office/word/2020/wordml/sdtdatahash" xmlns:w16sdtfl="http://schemas.microsoft.com/office/word/2024/wordml/sdtformatlock" xmlns:w16se="http://schemas.microsoft.com/office/word/2015/wordml/symex" xmlns:wpg="http://schemas.microsoft.com/office/word/2010/wordprocessingGroup" xmlns:wpi="http://schemas.microsoft.com/office/word/2010/wordprocessingInk" xmlns:wne="http://schemas.microsoft.com/office/word/2006/wordml" xmlns:wps="http://schemas.microsoft.com/office/word/2010/wordprocessingShape" mc:Ignorable="w14 w15 w16se w16cid w16 w16cex w16sdtdh w16sdtfl w16du wp14">
+<w:hdr xmlns:wpc="http://schemas.microsoft.com/office/word/2010/wordprocessingCanvas" xmlns:cx="http://schemas.microsoft.com/office/drawing/2014/chartex" xmlns:cx1="http://schemas.microsoft.com/office/drawing/2015/9/8/chartex" xmlns:cx2="http://schemas.microsoft.com/office/drawing/2015/10/21/chartex" xmlns:cx3="http://schemas.microsoft.com/office/drawing/2016/5/9/chartex" xmlns:cx4="http://schemas.microsoft.com/office/drawing/2016/5/10/chartex" xmlns:cx5="http://schemas.microsoft.com/office/drawing/2016/5/11/chartex" xmlns:cx6="http://schemas.microsoft.com/office/drawing/2016/5/12/chartex" xmlns:cx7="http://schemas.microsoft.com/office/drawing/2016/5/13/chartex" xmlns:cx8="http://schemas.microsoft.com/office/drawing/2016/5/14/chartex" xmlns:mc="http://schemas.openxmlformats.org/markup-compatibility/2006" xmlns:aink="http://schemas.microsoft.com/office/drawing/2016/ink" xmlns:am3d="http://schemas.microsoft.com/office/drawing/2017/model3d" xmlns:o="urn:schemas-microsoft-com:office:office" xmlns:oel="http://schemas.microsoft.com/office/2019/extlst" xmlns:r="http://schemas.openxmlformats.org/officeDocument/2006/relationships" xmlns:m="http://schemas.openxmlformats.org/officeDocument/2006/math" xmlns:v="urn:schemas-microsoft-com:vml" xmlns:wp14="http://schemas.microsoft.com/office/word/2010/wordprocessingDrawing" xmlns:wp="http://schemas.openxmlformats.org/drawingml/2006/wordprocessingDrawing" xmlns:w10="urn:schemas-microsoft-com:office:word" xmlns:w="http://schemas.openxmlformats.org/wordprocessingml/2006/main" xmlns:w14="http://schemas.microsoft.com/office/word/2010/wordml" xmlns:w15="http://schemas.microsoft.com/office/word/2012/wordml" xmlns:w16cex="http://schemas.microsoft.com/office/word/2018/wordml/cex" xmlns:w16cid="http://schemas.microsoft.com/office/word/2016/wordml/cid" xmlns:w16="http://schemas.microsoft.com/office/word/2018/wordml" xmlns:w16du="http://schemas.microsoft.com/office/word/2023/wordml/word16du" xmlns:w16sdtdh="http://schemas.microsoft.com/office/word/2020/wordml/sdtdatahash" xmlns:w16sdtfl="http://schemas.microsoft.com/office/word/2024/wordml/sdtformatlock" xmlns:w16se="http://schemas.microsoft.com/office/word/2015/wordml/symex" xmlns:wpg="http://schemas.microsoft.com/office/word/2010/wordprocessingGroup" xmlns:wpi="http://schemas.microsoft.com/office/word/2010/wordprocessingInk" xmlns:wne="http://schemas.microsoft.com/office/word/2006/wordml" xmlns:wps="http://schemas.microsoft.com/office/word/2010/wordprocessingShape" mc:Ignorable="w14 w15 w16se w16cid w16 w16cex w16sdtdh w16sdtfl w16du wp14">
   <w:p>
     <w:pPr>
       <w:pStyle w:val="Encabezado"/>
@@ -3935,7 +3996,7 @@
 </file>
 
 <file path=word/header3.xml><?xml version="1.0" encoding="utf-8"?>
-<w:hdr xmlns:wpc="http://schemas.microsoft.com/office/word/2010/wordprocessingCanvas" xmlns:cx="http://schemas.microsoft.com/office/drawing/2014/chartex" xmlns:cx1="http://schemas.microsoft.com/office/drawing/2015/9/8/chartex" xmlns:cx2="http://schemas.microsoft.com/office/drawing/2015/10/21/chartex" xmlns:cx3="http://schemas.microsoft.com/office/drawing/2016/5/9/chartex" xmlns:cx4="http://schemas.microsoft.com/office/drawing/2016/5/10/chartex" xmlns:cx5="http://schemas.microsoft.com/office/drawing/2016/5/11/chartex" xmlns:cx6="http://schemas.microsoft.com/office/drawing/2016/5/12/chartex" xmlns:cx7="http://schemas.microsoft.com/office/drawing/2016/5/13/chartex" xmlns:cx8="http://schemas.microsoft.com/office/drawing/2016/5/14/chartex" xmlns:mc="http://schemas.openxmlformats.org/markup-compatibility/2006" xmlns:aink="http://schemas.microsoft.com/office/drawing/2016/ink" xmlns:am3d="http://schemas.microsoft.com/office/drawing/2017/model3d" xmlns:o="urn:schemas-microsoft-com:office:office" xmlns:oel="http://schemas.microsoft.com/office/2019/extlst" xmlns:r="http://schemas.openxmlformats.org/officeDocument/2006/relationships" xmlns:m="http://schemas.openxmlformats.org/officeDocument/2006/math" xmlns:v="urn:schemas-microsoft-com:vml" xmlns:wp14="http://schemas.microsoft.com/office/word/2010/wordprocessingDrawing" xmlns:wp="http://schemas.openxmlformats.org/drawingml/2006/wordprocessingDrawing" xmlns:w10="urn:schemas-microsoft-com:office:word" xmlns:w="http://schemas.openxmlformats.org/wordprocessingml/2006/main" xmlns:w14="http://schemas.microsoft.com/office/word/2010/wordml" xmlns:w15="http://schemas.microsoft.com/office/word/2012/wordml" xmlns:w16cei="http://schemas.microsoft.com/office/word/2026/wordml/cei" xmlns:w16cex="http://schemas.microsoft.com/office/word/2018/wordml/cex" xmlns:w16cid="http://schemas.microsoft.com/office/word/2016/wordml/cid" xmlns:w16="http://schemas.microsoft.com/office/word/2018/wordml" xmlns:w16du="http://schemas.microsoft.com/office/word/2023/wordml/word16du" xmlns:w16sdtdh="http://schemas.microsoft.com/office/word/2020/wordml/sdtdatahash" xmlns:w16sdtfl="http://schemas.microsoft.com/office/word/2024/wordml/sdtformatlock" xmlns:w16se="http://schemas.microsoft.com/office/word/2015/wordml/symex" xmlns:wpg="http://schemas.microsoft.com/office/word/2010/wordprocessingGroup" xmlns:wpi="http://schemas.microsoft.com/office/word/2010/wordprocessingInk" xmlns:wne="http://schemas.microsoft.com/office/word/2006/wordml" xmlns:wps="http://schemas.microsoft.com/office/word/2010/wordprocessingShape" mc:Ignorable="w14 w15 w16se w16cid w16 w16cex w16sdtdh w16sdtfl w16du wp14">
+<w:hdr xmlns:wpc="http://schemas.microsoft.com/office/word/2010/wordprocessingCanvas" xmlns:cx="http://schemas.microsoft.com/office/drawing/2014/chartex" xmlns:cx1="http://schemas.microsoft.com/office/drawing/2015/9/8/chartex" xmlns:cx2="http://schemas.microsoft.com/office/drawing/2015/10/21/chartex" xmlns:cx3="http://schemas.microsoft.com/office/drawing/2016/5/9/chartex" xmlns:cx4="http://schemas.microsoft.com/office/drawing/2016/5/10/chartex" xmlns:cx5="http://schemas.microsoft.com/office/drawing/2016/5/11/chartex" xmlns:cx6="http://schemas.microsoft.com/office/drawing/2016/5/12/chartex" xmlns:cx7="http://schemas.microsoft.com/office/drawing/2016/5/13/chartex" xmlns:cx8="http://schemas.microsoft.com/office/drawing/2016/5/14/chartex" xmlns:mc="http://schemas.openxmlformats.org/markup-compatibility/2006" xmlns:aink="http://schemas.microsoft.com/office/drawing/2016/ink" xmlns:am3d="http://schemas.microsoft.com/office/drawing/2017/model3d" xmlns:o="urn:schemas-microsoft-com:office:office" xmlns:oel="http://schemas.microsoft.com/office/2019/extlst" xmlns:r="http://schemas.openxmlformats.org/officeDocument/2006/relationships" xmlns:m="http://schemas.openxmlformats.org/officeDocument/2006/math" xmlns:v="urn:schemas-microsoft-com:vml" xmlns:wp14="http://schemas.microsoft.com/office/word/2010/wordprocessingDrawing" xmlns:wp="http://schemas.openxmlformats.org/drawingml/2006/wordprocessingDrawing" xmlns:w10="urn:schemas-microsoft-com:office:word" xmlns:w="http://schemas.openxmlformats.org/wordprocessingml/2006/main" xmlns:w14="http://schemas.microsoft.com/office/word/2010/wordml" xmlns:w15="http://schemas.microsoft.com/office/word/2012/wordml" xmlns:w16cex="http://schemas.microsoft.com/office/word/2018/wordml/cex" xmlns:w16cid="http://schemas.microsoft.com/office/word/2016/wordml/cid" xmlns:w16="http://schemas.microsoft.com/office/word/2018/wordml" xmlns:w16du="http://schemas.microsoft.com/office/word/2023/wordml/word16du" xmlns:w16sdtdh="http://schemas.microsoft.com/office/word/2020/wordml/sdtdatahash" xmlns:w16sdtfl="http://schemas.microsoft.com/office/word/2024/wordml/sdtformatlock" xmlns:w16se="http://schemas.microsoft.com/office/word/2015/wordml/symex" xmlns:wpg="http://schemas.microsoft.com/office/word/2010/wordprocessingGroup" xmlns:wpi="http://schemas.microsoft.com/office/word/2010/wordprocessingInk" xmlns:wne="http://schemas.microsoft.com/office/word/2006/wordml" xmlns:wps="http://schemas.microsoft.com/office/word/2010/wordprocessingShape" mc:Ignorable="w14 w15 w16se w16cid w16 w16cex w16sdtdh w16sdtfl w16du wp14">
   <w:p>
     <w:pPr>
       <w:pStyle w:val="Encabezado"/>
@@ -3945,7 +4006,7 @@
 </file>
 
 <file path=word/numbering.xml><?xml version="1.0" encoding="utf-8"?>
-<w:numbering xmlns:wpc="http://schemas.microsoft.com/office/word/2010/wordprocessingCanvas" xmlns:cx="http://schemas.microsoft.com/office/drawing/2014/chartex" xmlns:cx1="http://schemas.microsoft.com/office/drawing/2015/9/8/chartex" xmlns:cx2="http://schemas.microsoft.com/office/drawing/2015/10/21/chartex" xmlns:cx3="http://schemas.microsoft.com/office/drawing/2016/5/9/chartex" xmlns:cx4="http://schemas.microsoft.com/office/drawing/2016/5/10/chartex" xmlns:cx5="http://schemas.microsoft.com/office/drawing/2016/5/11/chartex" xmlns:cx6="http://schemas.microsoft.com/office/drawing/2016/5/12/chartex" xmlns:cx7="http://schemas.microsoft.com/office/drawing/2016/5/13/chartex" xmlns:cx8="http://schemas.microsoft.com/office/drawing/2016/5/14/chartex" xmlns:mc="http://schemas.openxmlformats.org/markup-compatibility/2006" xmlns:aink="http://schemas.microsoft.com/office/drawing/2016/ink" xmlns:am3d="http://schemas.microsoft.com/office/drawing/2017/model3d" xmlns:o="urn:schemas-microsoft-com:office:office" xmlns:oel="http://schemas.microsoft.com/office/2019/extlst" xmlns:r="http://schemas.openxmlformats.org/officeDocument/2006/relationships" xmlns:m="http://schemas.openxmlformats.org/officeDocument/2006/math" xmlns:v="urn:schemas-microsoft-com:vml" xmlns:wp14="http://schemas.microsoft.com/office/word/2010/wordprocessingDrawing" xmlns:wp="http://schemas.openxmlformats.org/drawingml/2006/wordprocessingDrawing" xmlns:w10="urn:schemas-microsoft-com:office:word" xmlns:w="http://schemas.openxmlformats.org/wordprocessingml/2006/main" xmlns:w14="http://schemas.microsoft.com/office/word/2010/wordml" xmlns:w15="http://schemas.microsoft.com/office/word/2012/wordml" xmlns:w16cei="http://schemas.microsoft.com/office/word/2026/wordml/cei" xmlns:w16cex="http://schemas.microsoft.com/office/word/2018/wordml/cex" xmlns:w16cid="http://schemas.microsoft.com/office/word/2016/wordml/cid" xmlns:w16="http://schemas.microsoft.com/office/word/2018/wordml" xmlns:w16du="http://schemas.microsoft.com/office/word/2023/wordml/word16du" xmlns:w16sdtdh="http://schemas.microsoft.com/office/word/2020/wordml/sdtdatahash" xmlns:w16sdtfl="http://schemas.microsoft.com/office/word/2024/wordml/sdtformatlock" xmlns:w16se="http://schemas.microsoft.com/office/word/2015/wordml/symex" xmlns:wpg="http://schemas.microsoft.com/office/word/2010/wordprocessingGroup" xmlns:wpi="http://schemas.microsoft.com/office/word/2010/wordprocessingInk" xmlns:wne="http://schemas.microsoft.com/office/word/2006/wordml" xmlns:wps="http://schemas.microsoft.com/office/word/2010/wordprocessingShape" mc:Ignorable="w14 w15 w16se w16cid w16 w16cex w16sdtdh w16sdtfl w16du wp14">
+<w:numbering xmlns:wpc="http://schemas.microsoft.com/office/word/2010/wordprocessingCanvas" xmlns:cx="http://schemas.microsoft.com/office/drawing/2014/chartex" xmlns:cx1="http://schemas.microsoft.com/office/drawing/2015/9/8/chartex" xmlns:cx2="http://schemas.microsoft.com/office/drawing/2015/10/21/chartex" xmlns:cx3="http://schemas.microsoft.com/office/drawing/2016/5/9/chartex" xmlns:cx4="http://schemas.microsoft.com/office/drawing/2016/5/10/chartex" xmlns:cx5="http://schemas.microsoft.com/office/drawing/2016/5/11/chartex" xmlns:cx6="http://schemas.microsoft.com/office/drawing/2016/5/12/chartex" xmlns:cx7="http://schemas.microsoft.com/office/drawing/2016/5/13/chartex" xmlns:cx8="http://schemas.microsoft.com/office/drawing/2016/5/14/chartex" xmlns:mc="http://schemas.openxmlformats.org/markup-compatibility/2006" xmlns:aink="http://schemas.microsoft.com/office/drawing/2016/ink" xmlns:am3d="http://schemas.microsoft.com/office/drawing/2017/model3d" xmlns:o="urn:schemas-microsoft-com:office:office" xmlns:oel="http://schemas.microsoft.com/office/2019/extlst" xmlns:r="http://schemas.openxmlformats.org/officeDocument/2006/relationships" xmlns:m="http://schemas.openxmlformats.org/officeDocument/2006/math" xmlns:v="urn:schemas-microsoft-com:vml" xmlns:wp14="http://schemas.microsoft.com/office/word/2010/wordprocessingDrawing" xmlns:wp="http://schemas.openxmlformats.org/drawingml/2006/wordprocessingDrawing" xmlns:w10="urn:schemas-microsoft-com:office:word" xmlns:w="http://schemas.openxmlformats.org/wordprocessingml/2006/main" xmlns:w14="http://schemas.microsoft.com/office/word/2010/wordml" xmlns:w15="http://schemas.microsoft.com/office/word/2012/wordml" xmlns:w16cex="http://schemas.microsoft.com/office/word/2018/wordml/cex" xmlns:w16cid="http://schemas.microsoft.com/office/word/2016/wordml/cid" xmlns:w16="http://schemas.microsoft.com/office/word/2018/wordml" xmlns:w16du="http://schemas.microsoft.com/office/word/2023/wordml/word16du" xmlns:w16sdtdh="http://schemas.microsoft.com/office/word/2020/wordml/sdtdatahash" xmlns:w16sdtfl="http://schemas.microsoft.com/office/word/2024/wordml/sdtformatlock" xmlns:w16se="http://schemas.microsoft.com/office/word/2015/wordml/symex" xmlns:wpg="http://schemas.microsoft.com/office/word/2010/wordprocessingGroup" xmlns:wpi="http://schemas.microsoft.com/office/word/2010/wordprocessingInk" xmlns:wne="http://schemas.microsoft.com/office/word/2006/wordml" xmlns:wps="http://schemas.microsoft.com/office/word/2010/wordprocessingShape" mc:Ignorable="w14 w15 w16se w16cid w16 w16cex w16sdtdh w16sdtfl w16du wp14">
   <w:abstractNum w:abstractNumId="0" w15:restartNumberingAfterBreak="0">
     <w:nsid w:val="FFFFFFFE"/>
     <w:multiLevelType w:val="singleLevel"/>
@@ -10155,12 +10216,25 @@
 </file>
 
 <file path=customXml/item1.xml><?xml version="1.0" encoding="utf-8"?>
+<b:Sources xmlns:b="http://schemas.openxmlformats.org/officeDocument/2006/bibliography" xmlns="http://schemas.openxmlformats.org/officeDocument/2006/bibliography" SelectedStyle="\APA.XSL" StyleName="APA"/>
+</file>
+
+<file path=customXml/item2.xml><?xml version="1.0" encoding="utf-8"?>
+<?mso-contentType ?>
+<FormTemplates xmlns="http://schemas.microsoft.com/sharepoint/v3/contenttype/forms">
+  <Display>DocumentLibraryForm</Display>
+  <Edit>DocumentLibraryForm</Edit>
+  <New>DocumentLibraryForm</New>
+</FormTemplates>
+</file>
+
+<file path=customXml/item3.xml><?xml version="1.0" encoding="utf-8"?>
 <p:properties xmlns:p="http://schemas.microsoft.com/office/2006/metadata/properties" xmlns:xsi="http://www.w3.org/2001/XMLSchema-instance" xmlns:pc="http://schemas.microsoft.com/office/infopath/2007/PartnerControls">
   <documentManagement/>
 </p:properties>
 </file>
 
-<file path=customXml/item2.xml><?xml version="1.0" encoding="utf-8"?>
+<file path=customXml/item4.xml><?xml version="1.0" encoding="utf-8"?>
 <ct:contentTypeSchema xmlns:ct="http://schemas.microsoft.com/office/2006/metadata/contentType" xmlns:ma="http://schemas.microsoft.com/office/2006/metadata/properties/metaAttributes" ct:_="" ma:_="" ma:contentTypeName="Documento" ma:contentTypeID="0x01010029CA512BD9EF31468AE449B7654232D3" ma:contentTypeVersion="0" ma:contentTypeDescription="Crear nuevo documento." ma:contentTypeScope="" ma:versionID="fb8a478450ebd7b339609f5b6d91e3d4">
   <xsd:schema xmlns:xsd="http://www.w3.org/2001/XMLSchema" xmlns:xs="http://www.w3.org/2001/XMLSchema" xmlns:p="http://schemas.microsoft.com/office/2006/metadata/properties" targetNamespace="http://schemas.microsoft.com/office/2006/metadata/properties" ma:root="true" ma:fieldsID="ebba8a198e9bb40c3eeca6d0bd41257a">
     <xsd:element name="properties">
@@ -10274,20 +10348,23 @@
 </ct:contentTypeSchema>
 </file>
 
-<file path=customXml/item3.xml><?xml version="1.0" encoding="utf-8"?>
-<b:Sources xmlns:b="http://schemas.openxmlformats.org/officeDocument/2006/bibliography" xmlns="http://schemas.openxmlformats.org/officeDocument/2006/bibliography" SelectedStyle="\APA.XSL" StyleName="APA"/>
+<file path=customXml/itemProps1.xml><?xml version="1.0" encoding="utf-8"?>
+<ds:datastoreItem xmlns:ds="http://schemas.openxmlformats.org/officeDocument/2006/customXml" ds:itemID="{519B9EBB-F359-4FB9-B6D7-A5A5629DEF06}">
+  <ds:schemaRefs>
+    <ds:schemaRef ds:uri="http://schemas.openxmlformats.org/officeDocument/2006/bibliography"/>
+  </ds:schemaRefs>
+</ds:datastoreItem>
 </file>
 
-<file path=customXml/item4.xml><?xml version="1.0" encoding="utf-8"?>
-<?mso-contentType ?>
-<FormTemplates xmlns="http://schemas.microsoft.com/sharepoint/v3/contenttype/forms">
-  <Display>DocumentLibraryForm</Display>
-  <Edit>DocumentLibraryForm</Edit>
-  <New>DocumentLibraryForm</New>
-</FormTemplates>
+<file path=customXml/itemProps2.xml><?xml version="1.0" encoding="utf-8"?>
+<ds:datastoreItem xmlns:ds="http://schemas.openxmlformats.org/officeDocument/2006/customXml" ds:itemID="{3BA8F5BB-B724-49FA-BF48-026C00F8FD70}">
+  <ds:schemaRefs>
+    <ds:schemaRef ds:uri="http://schemas.microsoft.com/sharepoint/v3/contenttype/forms"/>
+  </ds:schemaRefs>
+</ds:datastoreItem>
 </file>
 
-<file path=customXml/itemProps1.xml><?xml version="1.0" encoding="utf-8"?>
+<file path=customXml/itemProps3.xml><?xml version="1.0" encoding="utf-8"?>
 <ds:datastoreItem xmlns:ds="http://schemas.openxmlformats.org/officeDocument/2006/customXml" ds:itemID="{EF3E0972-8A18-4F26-9B4E-0E79A737726A}">
   <ds:schemaRefs>
     <ds:schemaRef ds:uri="http://schemas.microsoft.com/office/2006/metadata/properties"/>
@@ -10296,7 +10373,7 @@
 </ds:datastoreItem>
 </file>
 
-<file path=customXml/itemProps2.xml><?xml version="1.0" encoding="utf-8"?>
+<file path=customXml/itemProps4.xml><?xml version="1.0" encoding="utf-8"?>
 <ds:datastoreItem xmlns:ds="http://schemas.openxmlformats.org/officeDocument/2006/customXml" ds:itemID="{39F70192-1AAF-4A96-B0C1-A38F560D7B9D}">
   <ds:schemaRefs>
     <ds:schemaRef ds:uri="http://schemas.microsoft.com/office/2006/metadata/contentType"/>
@@ -10310,20 +10387,4 @@
     <ds:schemaRef ds:uri="http://schemas.microsoft.com/office/infopath/2007/PartnerControls"/>
   </ds:schemaRefs>
 </ds:datastoreItem>
-</file>
-
-<file path=customXml/itemProps3.xml><?xml version="1.0" encoding="utf-8"?>
-<ds:datastoreItem xmlns:ds="http://schemas.openxmlformats.org/officeDocument/2006/customXml" ds:itemID="{519B9EBB-F359-4FB9-B6D7-A5A5629DEF06}">
-  <ds:schemaRefs>
-    <ds:schemaRef ds:uri="http://schemas.openxmlformats.org/officeDocument/2006/bibliography"/>
-  </ds:schemaRefs>
-</ds:datastoreItem>
-</file>
-
-<file path=customXml/itemProps4.xml><?xml version="1.0" encoding="utf-8"?>
-<ds:datastoreItem xmlns:ds="http://schemas.openxmlformats.org/officeDocument/2006/customXml" ds:itemID="{3BA8F5BB-B724-49FA-BF48-026C00F8FD70}">
-  <ds:schemaRefs>
-    <ds:schemaRef ds:uri="http://schemas.microsoft.com/sharepoint/v3/contenttype/forms"/>
-  </ds:schemaRefs>
-</ds:datastoreItem>
 </file>